--- a/문서/컴투스 자기소개서.docx
+++ b/문서/컴투스 자기소개서.docx
@@ -10,7 +10,7 @@
           <w:color w:val="auto"/>
           <w:sz w:val="20"/>
           <w:szCs w:val="20"/>
-          <w:shd w:val="clear"/>
+          <w:shd w:val="clear" w:color="auto" w:fill="auto"/>
           <w:rFonts w:ascii="맑은 고딕" w:eastAsia="맑은 고딕" w:hAnsi="맑은 고딕" w:cs="맑은 고딕"/>
         </w:rPr>
         <w:widowControl w:val="0"/>
@@ -22,7 +22,7 @@
           <w:color w:val="auto"/>
           <w:sz w:val="20"/>
           <w:szCs w:val="20"/>
-          <w:shd w:val="clear"/>
+          <w:shd w:val="clear" w:color="auto" w:fill="auto"/>
           <w:rFonts w:ascii="맑은 고딕" w:eastAsia="맑은 고딕" w:hAnsi="맑은 고딕" w:cs="맑은 고딕"/>
         </w:rPr>
         <w:t xml:space="preserve">저는 Unity 기반 모바일 게임과 애플리케이션 개발을 경험한 클라이언트 개발자입니다. </w:t>
@@ -32,7 +32,7 @@
           <w:color w:val="auto"/>
           <w:sz w:val="20"/>
           <w:szCs w:val="20"/>
-          <w:shd w:val="clear"/>
+          <w:shd w:val="clear" w:color="auto" w:fill="auto"/>
           <w:rFonts w:ascii="맑은 고딕" w:eastAsia="맑은 고딕" w:hAnsi="맑은 고딕" w:cs="맑은 고딕"/>
         </w:rPr>
         <w:t xml:space="preserve">프로젝트의 초기 개발부터 출시 및 유지보수까지 참여했으며, 전체 아키텍처와 공통 시스템을 </w:t>
@@ -42,7 +42,7 @@
           <w:color w:val="auto"/>
           <w:sz w:val="20"/>
           <w:szCs w:val="20"/>
-          <w:shd w:val="clear"/>
+          <w:shd w:val="clear" w:color="auto" w:fill="auto"/>
           <w:rFonts w:ascii="맑은 고딕" w:eastAsia="맑은 고딕" w:hAnsi="맑은 고딕" w:cs="맑은 고딕"/>
         </w:rPr>
         <w:t xml:space="preserve">직접 설계한 경험이 있습니다. 특히 개발 생산성을 중요하게 생각하며, 재사용 가능한 시스템을 </w:t>
@@ -52,7 +52,7 @@
           <w:color w:val="auto"/>
           <w:sz w:val="20"/>
           <w:szCs w:val="20"/>
-          <w:shd w:val="clear"/>
+          <w:shd w:val="clear" w:color="auto" w:fill="auto"/>
           <w:rFonts w:ascii="맑은 고딕" w:eastAsia="맑은 고딕" w:hAnsi="맑은 고딕" w:cs="맑은 고딕"/>
         </w:rPr>
         <w:t xml:space="preserve">구축하고 효율적인 개발 환경을 만드는 것을 추구합니다.</w:t>
@@ -66,7 +66,7 @@
           <w:color w:val="auto"/>
           <w:sz w:val="20"/>
           <w:szCs w:val="20"/>
-          <w:shd w:val="clear"/>
+          <w:shd w:val="clear" w:color="auto" w:fill="auto"/>
           <w:rFonts w:ascii="맑은 고딕" w:eastAsia="맑은 고딕" w:hAnsi="맑은 고딕" w:cs="맑은 고딕"/>
         </w:rPr>
         <w:widowControl w:val="0"/>
@@ -78,7 +78,7 @@
           <w:color w:val="auto"/>
           <w:sz w:val="20"/>
           <w:szCs w:val="20"/>
-          <w:shd w:val="clear"/>
+          <w:shd w:val="clear" w:color="auto" w:fill="auto"/>
           <w:rFonts w:ascii="맑은 고딕" w:eastAsia="맑은 고딕" w:hAnsi="맑은 고딕" w:cs="맑은 고딕"/>
         </w:rPr>
         <w:t xml:space="preserve">ADHD 디지털 치료기기 ‘스타러커스’ 개발에서는 인지훈련 알고리즘 구현과 사용자 반응 데이터 </w:t>
@@ -88,7 +88,7 @@
           <w:color w:val="auto"/>
           <w:sz w:val="20"/>
           <w:szCs w:val="20"/>
-          <w:shd w:val="clear"/>
+          <w:shd w:val="clear" w:color="auto" w:fill="auto"/>
           <w:rFonts w:ascii="맑은 고딕" w:eastAsia="맑은 고딕" w:hAnsi="맑은 고딕" w:cs="맑은 고딕"/>
         </w:rPr>
         <w:t xml:space="preserve">처리, 서버 연동 등의 업무를 수행했습니다. 정오답 판정과 반응시간 측정 등 정확성이 요구되는 </w:t>
@@ -98,7 +98,7 @@
           <w:color w:val="auto"/>
           <w:sz w:val="20"/>
           <w:szCs w:val="20"/>
-          <w:shd w:val="clear"/>
+          <w:shd w:val="clear" w:color="auto" w:fill="auto"/>
           <w:rFonts w:ascii="맑은 고딕" w:eastAsia="맑은 고딕" w:hAnsi="맑은 고딕" w:cs="맑은 고딕"/>
         </w:rPr>
         <w:t xml:space="preserve">기능을 구현하며 Unity 클라이언트 개발 경험을 쌓았고, 데이터 처리와 예외 상황을 고려한 </w:t>
@@ -108,7 +108,7 @@
           <w:color w:val="auto"/>
           <w:sz w:val="20"/>
           <w:szCs w:val="20"/>
-          <w:shd w:val="clear"/>
+          <w:shd w:val="clear" w:color="auto" w:fill="auto"/>
           <w:rFonts w:ascii="맑은 고딕" w:eastAsia="맑은 고딕" w:hAnsi="맑은 고딕" w:cs="맑은 고딕"/>
         </w:rPr>
         <w:t xml:space="preserve">안정적인 개발의 중요성을 배웠습니다.</w:t>
@@ -122,7 +122,7 @@
           <w:color w:val="auto"/>
           <w:sz w:val="20"/>
           <w:szCs w:val="20"/>
-          <w:shd w:val="clear"/>
+          <w:shd w:val="clear" w:color="auto" w:fill="auto"/>
           <w:rFonts w:ascii="맑은 고딕" w:eastAsia="맑은 고딕" w:hAnsi="맑은 고딕" w:cs="맑은 고딕"/>
         </w:rPr>
         <w:widowControl w:val="0"/>
@@ -134,7 +134,7 @@
           <w:color w:val="auto"/>
           <w:sz w:val="20"/>
           <w:szCs w:val="20"/>
-          <w:shd w:val="clear"/>
+          <w:shd w:val="clear" w:color="auto" w:fill="auto"/>
           <w:rFonts w:ascii="맑은 고딕" w:eastAsia="맑은 고딕" w:hAnsi="맑은 고딕" w:cs="맑은 고딕"/>
         </w:rPr>
         <w:t xml:space="preserve">이후 모바일 영어 학습 애플리케이션 ‘Hoohoot’에서 클라이언트 리드 개발자로 참여하여 </w:t>
@@ -144,7 +144,7 @@
           <w:color w:val="auto"/>
           <w:sz w:val="20"/>
           <w:szCs w:val="20"/>
-          <w:shd w:val="clear"/>
+          <w:shd w:val="clear" w:color="auto" w:fill="auto"/>
           <w:rFonts w:ascii="맑은 고딕" w:eastAsia="맑은 고딕" w:hAnsi="맑은 고딕" w:cs="맑은 고딕"/>
         </w:rPr>
         <w:t xml:space="preserve">프로젝트의 전체 아키텍처와 공통 시스템을 설계했습니다. 객체지향 설계를 바탕으로 각 </w:t>
@@ -154,7 +154,7 @@
           <w:color w:val="auto"/>
           <w:sz w:val="20"/>
           <w:szCs w:val="20"/>
-          <w:shd w:val="clear"/>
+          <w:shd w:val="clear" w:color="auto" w:fill="auto"/>
           <w:rFonts w:ascii="맑은 고딕" w:eastAsia="맑은 고딕" w:hAnsi="맑은 고딕" w:cs="맑은 고딕"/>
         </w:rPr>
         <w:t xml:space="preserve">시스템의 역할과 책임을 구분하고, 다른 개발자가 구현한 모듈도 기존 구조에 큰 변경 없이 </w:t>
@@ -164,7 +164,7 @@
           <w:color w:val="auto"/>
           <w:sz w:val="20"/>
           <w:szCs w:val="20"/>
-          <w:shd w:val="clear"/>
+          <w:shd w:val="clear" w:color="auto" w:fill="auto"/>
           <w:rFonts w:ascii="맑은 고딕" w:eastAsia="맑은 고딕" w:hAnsi="맑은 고딕" w:cs="맑은 고딕"/>
         </w:rPr>
         <w:t xml:space="preserve">통합할 수 있도록 구성했습니다. 또한 타이틀, 로비, 상점, 소셜, 인게임 등 주요 기능을 개발하며 </w:t>
@@ -174,7 +174,7 @@
           <w:color w:val="auto"/>
           <w:sz w:val="20"/>
           <w:szCs w:val="20"/>
-          <w:shd w:val="clear"/>
+          <w:shd w:val="clear" w:color="auto" w:fill="auto"/>
           <w:rFonts w:ascii="맑은 고딕" w:eastAsia="맑은 고딕" w:hAnsi="맑은 고딕" w:cs="맑은 고딕"/>
         </w:rPr>
         <w:t xml:space="preserve">마켓 출시와 이후 유지보수까지 전 과정에 참여했습니다.</w:t>
@@ -185,11 +185,7 @@
         <w:jc w:val="both"/>
         <w:spacing w:lineRule="auto" w:line="259" w:after="160"/>
         <w:rPr>
-          <w:color w:val="auto"/>
-          <w:sz w:val="20"/>
-          <w:szCs w:val="20"/>
-          <w:shd w:val="clear" w:color="auto" w:fill="auto"/>
-          <w:rFonts w:ascii="맑은 고딕" w:eastAsia="맑은 고딕" w:hAnsi="맑은 고딕" w:cs="맑은 고딕"/>
+          <w:shd w:val="clear"/>
         </w:rPr>
         <w:widowControl w:val="0"/>
         <w:autoSpaceDE w:val="0"/>
@@ -200,131 +196,251 @@
           <w:color w:val="auto"/>
           <w:sz w:val="20"/>
           <w:szCs w:val="20"/>
+          <w:shd w:val="clear" w:color="auto" w:fill="auto"/>
+          <w:rFonts w:ascii="맑은 고딕" w:eastAsia="맑은 고딕" w:hAnsi="맑은 고딕" w:cs="맑은 고딕"/>
+          <w:lang w:eastAsia="ko-KR"/>
+        </w:rPr>
+        <w:t>‘</w:t>
+      </w:r>
+      <w:r>
+        <w:rPr>
+          <w:color w:val="auto"/>
+          <w:sz w:val="20"/>
+          <w:szCs w:val="20"/>
+          <w:shd w:val="clear" w:color="auto" w:fill="auto"/>
+          <w:rFonts w:ascii="맑은 고딕" w:eastAsia="맑은 고딕" w:hAnsi="맑은 고딕" w:cs="맑은 고딕"/>
+        </w:rPr>
+        <w:t>Hoohoot</w:t>
+      </w:r>
+      <w:r>
+        <w:rPr>
+          <w:color w:val="auto"/>
+          <w:sz w:val="20"/>
+          <w:szCs w:val="20"/>
+          <w:shd w:val="clear" w:color="auto" w:fill="auto"/>
+          <w:rFonts w:ascii="맑은 고딕" w:eastAsia="맑은 고딕" w:hAnsi="맑은 고딕" w:cs="맑은 고딕"/>
+          <w:lang w:eastAsia="ko-KR"/>
+        </w:rPr>
+        <w:t>’</w:t>
+      </w:r>
+      <w:r>
+        <w:rPr>
+          <w:color w:val="auto"/>
+          <w:sz w:val="20"/>
+          <w:szCs w:val="20"/>
+          <w:shd w:val="clear" w:color="auto" w:fill="auto"/>
+          <w:rFonts w:ascii="맑은 고딕" w:eastAsia="맑은 고딕" w:hAnsi="맑은 고딕" w:cs="맑은 고딕"/>
+        </w:rPr>
+        <w:t xml:space="preserve">을 개발하면서 개발 생산성의 중요성을 체감했습니다. 개발 기간은 곧 비용과 연결되며, </w:t>
+      </w:r>
+      <w:r>
+        <w:rPr>
+          <w:color w:val="auto"/>
+          <w:sz w:val="20"/>
+          <w:szCs w:val="20"/>
+          <w:shd w:val="clear" w:color="auto" w:fill="auto"/>
+          <w:rFonts w:ascii="맑은 고딕" w:eastAsia="맑은 고딕" w:hAnsi="맑은 고딕" w:cs="맑은 고딕"/>
+        </w:rPr>
+        <w:t xml:space="preserve">프로젝트마다 동일한 기능을 반복해서 구현하는 것은 비효율적이라고 생각했습니다. 이러한 </w:t>
+      </w:r>
+      <w:r>
+        <w:rPr>
+          <w:color w:val="auto"/>
+          <w:sz w:val="20"/>
+          <w:szCs w:val="20"/>
+          <w:shd w:val="clear" w:color="auto" w:fill="auto"/>
+          <w:rFonts w:ascii="맑은 고딕" w:eastAsia="맑은 고딕" w:hAnsi="맑은 고딕" w:cs="맑은 고딕"/>
+        </w:rPr>
+        <w:t xml:space="preserve">경험을 바탕으로 리소스 및 사운드 관리와 같은 공통 기능뿐 아니라, State 구조를 기반으로 한 </w:t>
+      </w:r>
+      <w:r>
+        <w:rPr>
+          <w:color w:val="auto"/>
+          <w:sz w:val="20"/>
+          <w:szCs w:val="20"/>
+          <w:shd w:val="clear" w:color="auto" w:fill="auto"/>
+          <w:rFonts w:ascii="맑은 고딕" w:eastAsia="맑은 고딕" w:hAnsi="맑은 고딕" w:cs="맑은 고딕"/>
+        </w:rPr>
+        <w:t xml:space="preserve">씬 관리 아키텍처까지 재사용 가능한 라이브러리로 구축했습니다. 한 번 개발한 결과물을 다음 </w:t>
+      </w:r>
+      <w:r>
+        <w:rPr>
+          <w:color w:val="auto"/>
+          <w:sz w:val="20"/>
+          <w:szCs w:val="20"/>
+          <w:shd w:val="clear" w:color="auto" w:fill="auto"/>
+          <w:rFonts w:ascii="맑은 고딕" w:eastAsia="맑은 고딕" w:hAnsi="맑은 고딕" w:cs="맑은 고딕"/>
+        </w:rPr>
+        <w:t xml:space="preserve">프로젝트에서도 활용하여 초기 개발 부담을 줄이고, 프로젝트 고유의 기능에 집중하는 방식을 </w:t>
+      </w:r>
+      <w:r>
+        <w:rPr>
+          <w:color w:val="auto"/>
+          <w:sz w:val="20"/>
+          <w:szCs w:val="20"/>
+          <w:shd w:val="clear" w:color="auto" w:fill="auto"/>
+          <w:rFonts w:ascii="맑은 고딕" w:eastAsia="맑은 고딕" w:hAnsi="맑은 고딕" w:cs="맑은 고딕"/>
+        </w:rPr>
+        <w:t xml:space="preserve">지향하고 있습니다.</w:t>
+      </w:r>
+      <w:r>
+        <w:rPr>
+          <w:color w:val="auto"/>
+          <w:sz w:val="20"/>
+          <w:szCs w:val="20"/>
+          <w:shd w:val="clear" w:color="auto" w:fill="auto"/>
+          <w:rFonts w:ascii="맑은 고딕" w:eastAsia="맑은 고딕" w:hAnsi="맑은 고딕" w:cs="맑은 고딕"/>
+          <w:lang w:eastAsia="ko-KR"/>
+        </w:rPr>
+        <w:br/>
+      </w:r>
+      <w:r>
+        <w:rPr>
+          <w:color w:val="auto"/>
+          <w:sz w:val="20"/>
+          <w:szCs w:val="20"/>
+          <w:shd w:val="clear" w:color="auto" w:fill="auto"/>
+          <w:rFonts w:ascii="맑은 고딕" w:eastAsia="맑은 고딕" w:hAnsi="맑은 고딕" w:cs="맑은 고딕"/>
+          <w:lang w:eastAsia="ko-KR"/>
+        </w:rPr>
+        <w:br/>
+      </w:r>
+      <w:r>
+        <w:rPr>
+          <w:shd w:val="clear" w:color="auto" w:fill="auto"/>
+        </w:rPr>
+        <w:t xml:space="preserve">컴투스는 '서머너즈 워'를 비롯한 다양한 인기작으로 전 세계 이용자들에게 오랜 시간 사랑받아 </w:t>
+      </w:r>
+      <w:r>
+        <w:rPr>
+          <w:shd w:val="clear" w:color="auto" w:fill="auto"/>
+        </w:rPr>
+        <w:t xml:space="preserve">온, 뛰어난 개발 역량을 갖춘 게임 회사입니다.</w:t>
+      </w:r>
+      <w:r>
+        <w:rPr>
+          <w:shd w:val="clear" w:color="auto" w:fill="auto"/>
+          <w:lang w:eastAsia="ko-KR"/>
+        </w:rPr>
+        <w:t xml:space="preserve"> </w:t>
+      </w:r>
+      <w:r>
+        <w:rPr>
+          <w:shd w:val="clear" w:color="auto" w:fill="auto"/>
+        </w:rPr>
+        <w:t xml:space="preserve">오랜 기간 사랑받아 온 '서머너즈 워' IP를 </w:t>
+      </w:r>
+      <w:r>
+        <w:rPr>
+          <w:shd w:val="clear" w:color="auto" w:fill="auto"/>
+        </w:rPr>
+        <w:t xml:space="preserve">기반으로 새로운 RPG를 개발하는 이번 프로젝트에서, 그동안 쌓아온 클라이언트 개발 역량을 </w:t>
+      </w:r>
+      <w:r>
+        <w:rPr>
+          <w:shd w:val="clear" w:color="auto" w:fill="auto"/>
+        </w:rPr>
+        <w:t xml:space="preserve">발휘하고 싶습니다. 저는 Unity 2D 및 3D 프로젝트를 경험하고, 클라이언트 아키텍처 설계부터 </w:t>
+      </w:r>
+      <w:r>
+        <w:rPr>
+          <w:shd w:val="clear" w:color="auto" w:fill="auto"/>
+        </w:rPr>
+        <w:t xml:space="preserve">출시와 유지보수까지 참여해 왔습니다. 이러한 경험과 재사용 가능한 시스템을 구축해 온 개발 </w:t>
+      </w:r>
+      <w:r>
+        <w:rPr>
+          <w:shd w:val="clear" w:color="auto" w:fill="auto"/>
+        </w:rPr>
+        <w:t xml:space="preserve">방식을 바탕으로, 안정적인 시스템 구현과 효율적인 콘텐츠 개발에 기여하겠습니다.</w:t>
+      </w:r>
+      <w:r>
+        <w:rPr>
+          <w:shd w:val="clear" w:color="auto" w:fill="auto"/>
+          <w:lang w:eastAsia="ko-KR"/>
+        </w:rPr>
+        <w:br/>
+      </w:r>
+      <w:r>
+        <w:rPr>
+          <w:shd w:val="clear" w:color="auto" w:fill="auto"/>
+          <w:lang w:eastAsia="ko-KR"/>
+        </w:rPr>
+        <w:br/>
+      </w:r>
+      <w:r>
+        <w:rPr>
+          <w:shd w:val="clear" w:color="auto" w:fill="auto"/>
+          <w:lang w:eastAsia="ko-KR"/>
+        </w:rPr>
+        <w:t>ㅡㅡㅡㅡㅡㅡㅡㅡㅡㅡㅡㅡㅡㅡㅡㅡㅡㅡㅡㅡㅡㅡㅡㅡㅡㅡㅡㅡㅡㅡㅡㅡㅡㅡㅡㅡㅡㅡㅡㅡㅡㅡㅡㅡㅡ</w:t>
+      </w:r>
+      <w:r>
+        <w:rPr>
+          <w:shd w:val="clear" w:color="auto" w:fill="auto"/>
+          <w:lang w:eastAsia="ko-KR"/>
+        </w:rPr>
+        <w:br/>
+      </w:r>
+      <w:r>
+        <w:rPr>
+          <w:shd w:val="clear" w:color="auto" w:fill="auto"/>
+          <w:lang w:eastAsia="ko-KR"/>
+        </w:rPr>
+        <w:br/>
+      </w:r>
+      <w:r>
+        <w:rPr>
           <w:shd w:val="clear"/>
-          <w:rFonts w:ascii="맑은 고딕" w:eastAsia="맑은 고딕" w:hAnsi="맑은 고딕" w:cs="맑은 고딕"/>
-        </w:rPr>
-        <w:t xml:space="preserve">Hoohoot을 개발하면서 개발 생산성의 중요성을 체감했습니다. 개발 기간은 곧 비용과 연결되며, </w:t>
-      </w:r>
-      <w:r>
-        <w:rPr>
-          <w:color w:val="auto"/>
-          <w:sz w:val="20"/>
-          <w:szCs w:val="20"/>
+        </w:rPr>
+        <w:t xml:space="preserve">컴투스는 '서머너즈 워'를 비롯한 다양한 인기작으로 전 세계 이용자들에게 오랜 시간 사랑받아 </w:t>
+      </w:r>
+      <w:r>
+        <w:rPr>
           <w:shd w:val="clear"/>
-          <w:rFonts w:ascii="맑은 고딕" w:eastAsia="맑은 고딕" w:hAnsi="맑은 고딕" w:cs="맑은 고딕"/>
-        </w:rPr>
-        <w:t xml:space="preserve">프로젝트마다 동일한 기능을 반복해서 구현하는 것은 비효율적이라고 생각했습니다. 이러한 </w:t>
-      </w:r>
-      <w:r>
-        <w:rPr>
-          <w:color w:val="auto"/>
-          <w:sz w:val="20"/>
-          <w:szCs w:val="20"/>
+        </w:rPr>
+        <w:t xml:space="preserve">온, 뛰어난 개발 역량을 갖춘 게임 회사입니다. 이러한 경험과 노하우가 축적된 환경에서 </w:t>
+      </w:r>
+      <w:r>
+        <w:rPr>
           <w:shd w:val="clear"/>
-          <w:rFonts w:ascii="맑은 고딕" w:eastAsia="맑은 고딕" w:hAnsi="맑은 고딕" w:cs="맑은 고딕"/>
-        </w:rPr>
-        <w:t xml:space="preserve">경험을 바탕으로 리소스 및 사운드 관리와 같은 공통 기능뿐 아니라, State 구조를 기반으로 한 </w:t>
-      </w:r>
-      <w:r>
-        <w:rPr>
-          <w:color w:val="auto"/>
-          <w:sz w:val="20"/>
-          <w:szCs w:val="20"/>
+        </w:rPr>
+        <w:t xml:space="preserve">'서머너즈 워' IP를 기반으로 한 차기 RPG 개발에 참여하고 싶어 지원했습니다.</w:t>
+      </w:r>
+    </w:p>
+    <w:p>
+      <w:pPr>
+        <w:rPr>
+          <w:color w:val="auto"/>
+          <w:sz w:val="20"/>
+          <w:szCs w:val="20"/>
+          <w:shd w:val="clear" w:color="auto" w:fill="auto"/>
+          <w:rFonts w:ascii="맑은 고딕" w:eastAsia="맑은 고딕" w:hAnsi="맑은 고딕" w:cs="맑은 고딕"/>
+        </w:rPr>
+      </w:pPr>
+      <w:r>
+        <w:rPr>
           <w:shd w:val="clear"/>
-          <w:rFonts w:ascii="맑은 고딕" w:eastAsia="맑은 고딕" w:hAnsi="맑은 고딕" w:cs="맑은 고딕"/>
-        </w:rPr>
-        <w:t xml:space="preserve">씬 관리 아키텍처까지 재사용 가능한 라이브러리로 구축했습니다. 한 번 개발한 결과물을 다음 </w:t>
-      </w:r>
-      <w:r>
-        <w:rPr>
-          <w:color w:val="auto"/>
-          <w:sz w:val="20"/>
-          <w:szCs w:val="20"/>
+        </w:rPr>
+        <w:t xml:space="preserve">입사 후에는 프로젝트의 개발 방향과 시스템 구조를 빠르게 이해하고, 맡은 업무를 책임감 있게 </w:t>
+      </w:r>
+      <w:r>
+        <w:rPr>
           <w:shd w:val="clear"/>
-          <w:rFonts w:ascii="맑은 고딕" w:eastAsia="맑은 고딕" w:hAnsi="맑은 고딕" w:cs="맑은 고딕"/>
-        </w:rPr>
-        <w:t xml:space="preserve">프로젝트에서도 활용하여 초기 개발 부담을 줄이고, 프로젝트 고유의 기능에 집중하는 방식을 </w:t>
-      </w:r>
-      <w:r>
-        <w:rPr>
-          <w:color w:val="auto"/>
-          <w:sz w:val="20"/>
-          <w:szCs w:val="20"/>
+        </w:rPr>
+        <w:t xml:space="preserve">수행하겠습니다. 또한 기획, 아트, 서버 등 다양한 직군과 적극적으로 소통하며 완성도 높은 </w:t>
+      </w:r>
+      <w:r>
+        <w:rPr>
           <w:shd w:val="clear"/>
-          <w:rFonts w:ascii="맑은 고딕" w:eastAsia="맑은 고딕" w:hAnsi="맑은 고딕" w:cs="맑은 고딕"/>
-        </w:rPr>
-        <w:t xml:space="preserve">지향하고 있습니다.</w:t>
-      </w:r>
-      <w:r>
-        <w:rPr>
-          <w:color w:val="auto"/>
-          <w:sz w:val="20"/>
-          <w:szCs w:val="20"/>
+        </w:rPr>
+        <w:t xml:space="preserve">게임을 만드는 데 힘쓰겠습니다. 나아가 새로운 기술과 개발 방식도 유연하게 받아들이고, </w:t>
+      </w:r>
+      <w:r>
+        <w:rPr>
           <w:shd w:val="clear"/>
-          <w:rFonts w:ascii="맑은 고딕" w:eastAsia="맑은 고딕" w:hAnsi="맑은 고딕" w:cs="맑은 고딕"/>
-          <w:lang w:eastAsia="ko-KR"/>
-        </w:rPr>
-        <w:br/>
-      </w:r>
-      <w:r>
-        <w:rPr>
-          <w:color w:val="auto"/>
-          <w:sz w:val="20"/>
-          <w:szCs w:val="20"/>
-          <w:shd w:val="clear"/>
-          <w:rFonts w:ascii="맑은 고딕" w:eastAsia="맑은 고딕" w:hAnsi="맑은 고딕" w:cs="맑은 고딕"/>
-          <w:lang w:eastAsia="ko-KR"/>
-        </w:rPr>
-        <w:br/>
-      </w:r>
-      <w:r>
-        <w:rPr>
-          <w:shd w:val="clear"/>
-        </w:rPr>
-        <w:t xml:space="preserve">컴투스는 '서머너즈 워'를 비롯한 다양한 인기작으로 전 세계 이용자들에게 오랜 시간 사랑받아 </w:t>
-      </w:r>
-      <w:r>
-        <w:rPr>
-          <w:shd w:val="clear"/>
-        </w:rPr>
-        <w:t xml:space="preserve">온, 뛰어난 개발 역량을 갖춘 게임 회사입니다.</w:t>
-      </w:r>
-      <w:r>
-        <w:rPr>
-          <w:shd w:val="clear"/>
-          <w:lang w:eastAsia="ko-KR"/>
-        </w:rPr>
-        <w:t xml:space="preserve"> </w:t>
-      </w:r>
-      <w:r>
-        <w:rPr>
-          <w:shd w:val="clear"/>
-        </w:rPr>
-        <w:t xml:space="preserve">오랜 기간 사랑받아 온 '서머너즈 워' IP를 </w:t>
-      </w:r>
-      <w:r>
-        <w:rPr>
-          <w:shd w:val="clear"/>
-        </w:rPr>
-        <w:t xml:space="preserve">기반으로 새로운 RPG를 개발하는 이번 프로젝트에서, 그동안 쌓아온 클라이언트 개발 역량을 </w:t>
-      </w:r>
-      <w:r>
-        <w:rPr>
-          <w:shd w:val="clear"/>
-        </w:rPr>
-        <w:t xml:space="preserve">발휘하고 싶습니다. 저는 Unity 2D 및 3D 프로젝트를 경험하고, 클라이언트 아키텍처 설계부터 </w:t>
-      </w:r>
-      <w:r>
-        <w:rPr>
-          <w:shd w:val="clear"/>
-        </w:rPr>
-        <w:t xml:space="preserve">출시와 유지보수까지 참여해 왔습니다. 이러한 경험과 재사용 가능한 시스템을 구축해 온 개발 </w:t>
-      </w:r>
-      <w:r>
-        <w:rPr>
-          <w:shd w:val="clear"/>
-        </w:rPr>
-        <w:t xml:space="preserve">방식을 바탕으로, 안정적인 시스템 구현과 효율적인 콘텐츠 개발에 기여하겠습니다.</w:t>
+        </w:rPr>
+        <w:t xml:space="preserve">지속적인 개선을 통해 팀에 실질적으로 기여하는 개발자가 되겠습니다.</w:t>
       </w:r>
     </w:p>
     <w:sectPr>
